--- a/klagomål/A 59993-2025 FSC-klagomål.docx
+++ b/klagomål/A 59993-2025 FSC-klagomål.docx
@@ -672,7 +672,7 @@
     <w:r>
       <w:tab/>
       <w:tab/>
-      <w:t>2026-09-14</w:t>
+      <w:t>2026-09-15</w:t>
       <w:br/>
       <w:br/>
     </w:r>

--- a/klagomål/A 59993-2025 FSC-klagomål.docx
+++ b/klagomål/A 59993-2025 FSC-klagomål.docx
@@ -672,7 +672,7 @@
     <w:r>
       <w:tab/>
       <w:tab/>
-      <w:t>2026-09-15</w:t>
+      <w:t>2026-09-16</w:t>
       <w:br/>
       <w:br/>
     </w:r>

--- a/klagomål/A 59993-2025 FSC-klagomål.docx
+++ b/klagomål/A 59993-2025 FSC-klagomål.docx
@@ -672,7 +672,7 @@
     <w:r>
       <w:tab/>
       <w:tab/>
-      <w:t>2026-09-16</w:t>
+      <w:t>2026-09-17</w:t>
       <w:br/>
       <w:br/>
     </w:r>

--- a/klagomål/A 59993-2025 FSC-klagomål.docx
+++ b/klagomål/A 59993-2025 FSC-klagomål.docx
@@ -672,7 +672,7 @@
     <w:r>
       <w:tab/>
       <w:tab/>
-      <w:t>2026-09-17</w:t>
+      <w:t>2026-09-18</w:t>
       <w:br/>
       <w:br/>
     </w:r>

--- a/klagomål/A 59993-2025 FSC-klagomål.docx
+++ b/klagomål/A 59993-2025 FSC-klagomål.docx
@@ -672,7 +672,7 @@
     <w:r>
       <w:tab/>
       <w:tab/>
-      <w:t>2026-09-18</w:t>
+      <w:t>2026-09-19</w:t>
       <w:br/>
       <w:br/>
     </w:r>

--- a/klagomål/A 59993-2025 FSC-klagomål.docx
+++ b/klagomål/A 59993-2025 FSC-klagomål.docx
@@ -672,7 +672,7 @@
     <w:r>
       <w:tab/>
       <w:tab/>
-      <w:t>2026-09-19</w:t>
+      <w:t>2026-09-21</w:t>
       <w:br/>
       <w:br/>
     </w:r>

--- a/klagomål/A 59993-2025 FSC-klagomål.docx
+++ b/klagomål/A 59993-2025 FSC-klagomål.docx
@@ -672,7 +672,7 @@
     <w:r>
       <w:tab/>
       <w:tab/>
-      <w:t>2026-09-21</w:t>
+      <w:t>2026-09-23</w:t>
       <w:br/>
       <w:br/>
     </w:r>

--- a/klagomål/A 59993-2025 FSC-klagomål.docx
+++ b/klagomål/A 59993-2025 FSC-klagomål.docx
@@ -672,7 +672,7 @@
     <w:r>
       <w:tab/>
       <w:tab/>
-      <w:t>2026-09-23</w:t>
+      <w:t>2026-09-24</w:t>
       <w:br/>
       <w:br/>
     </w:r>

--- a/klagomål/A 59993-2025 FSC-klagomål.docx
+++ b/klagomål/A 59993-2025 FSC-klagomål.docx
@@ -672,7 +672,7 @@
     <w:r>
       <w:tab/>
       <w:tab/>
-      <w:t>2026-09-24</w:t>
+      <w:t>2026-09-25</w:t>
       <w:br/>
       <w:br/>
     </w:r>

--- a/klagomål/A 59993-2025 FSC-klagomål.docx
+++ b/klagomål/A 59993-2025 FSC-klagomål.docx
@@ -178,7 +178,7 @@
       <w:r>
         <w:drawing>
           <wp:inline xmlns:a="http://schemas.openxmlformats.org/drawingml/2006/main" xmlns:pic="http://schemas.openxmlformats.org/drawingml/2006/picture">
-            <wp:extent cx="5486400" cy="4745964"/>
+            <wp:extent cx="5486400" cy="4622300"/>
             <wp:docPr id="1" name="Picture 1"/>
             <wp:cNvGraphicFramePr>
               <a:graphicFrameLocks noChangeAspect="1"/>
@@ -199,7 +199,7 @@
                   <pic:spPr>
                     <a:xfrm>
                       <a:off x="0" y="0"/>
-                      <a:ext cx="5486400" cy="4745964"/>
+                      <a:ext cx="5486400" cy="4622300"/>
                     </a:xfrm>
                     <a:prstGeom prst="rect"/>
                   </pic:spPr>
@@ -216,12 +216,12 @@
         <w:spacing w:after="240"/>
       </w:pPr>
       <w:r>
-        <w:t>Figur 1. Fyndplatser för naturvårdsarter i och inom 15 meter från avverkningsanmälan. Markörer utan svart kant är placerade på fyndplatsen. Markörer med svart kant är placerade vid sidan av fyndplatsen och har ett svart streck som visar fyndplatsens exakta position. Kartans mittpunktskoordinat är N 6725185, E 630322 i SWEREF 99 TM.</w:t>
+        <w:t>Figur 1. Fyndplatser för naturvårdsarter i och inom 16 meter från avverkningsanmälan. Markörer utan svart kant är placerade på fyndplatsen. Markörer med svart kant är placerade vid sidan av fyndplatsen och har ett svart streck som visar fyndplatsens exakta position. Kartans mittpunktskoordinat är N 6725185, E 630322 i SWEREF 99 TM.</w:t>
       </w:r>
     </w:p>
     <w:p>
       <w:r>
-        <w:t>I och inom 15 meter från avverkningsanmälan finns fynd av 1 naturvårdsarter, varav 1 är fridlyst, 1 är typisk (T) och 1 är signalart (S): skogsknipprot (S, T, §8). Se Figur 1.</w:t>
+        <w:t>I och inom 16 meter från avverkningsanmälan finns fynd av 4 naturvårdsarter, varav 2 är rödlistade, 1 är fridlyst, 2 är typiska (T) och 2 är signalarter (S): fjällig taggsvamp s.str. (NT), vårärt (NT, T), skogsknipprot (S, T, §8) och svavelriska (S). Se Figur 1.</w:t>
       </w:r>
     </w:p>
     <w:p>
@@ -245,6 +245,46 @@
     <w:p>
       <w:r>
         <w:t>Nedan följer beskrivningar av de naturvårdsarter och fridlysta arter som har sina livsmiljöer och växtplatser i den avverkningsanmälda skogen. De påträffade naturvårdsarterna är ett tydligt kvitto på att det rör sig om en skog med höga naturvärden.</w:t>
+      </w:r>
+    </w:p>
+    <w:p>
+      <w:r>
+        <w:rPr>
+          <w:b/>
+        </w:rPr>
+        <w:t>Fjällig taggsvamp s.str. (NT)</w:t>
+      </w:r>
+      <w:r>
+        <w:t xml:space="preserve"> bildar mykorrhiza med gran i granskog och barrblandskog, främst på frisk näringsrik mark i äldre skog med lång trädkontinuitet. Den totala populationen i landet har minskat och bedöms fortsätta minska till följd av avverkning av äldre barrskogar. Minskningstakten för den svenska populationen bedöms vara nära gränsvärdet för sårbar (VU) (SLU Artdatabanken, 2026).</w:t>
+      </w:r>
+    </w:p>
+    <w:p>
+      <w:r>
+        <w:rPr>
+          <w:b/>
+        </w:rPr>
+        <w:t>Vårärt (NT)</w:t>
+      </w:r>
+      <w:r>
+        <w:t xml:space="preserve"> är en kalkgynnad mullväxt som är knuten till rik lundartad vegetation och har sin huvudsakliga förekomst i sydliga kalklövskogar, lövängen och hässlen. Den har även viktiga förekomster av reliktkaraktär i örtrika kalkgranskogar på frisk eller något fuktig mark i mellersta Sverige. Vårärt är en extra betydelsefull signalart i boreala och boreonemorala kalkgranskogar, då dessa förekomster nu är starkt fragmenterade och troligen visar på en flertusenårig ekologisk kontinuitet där spridning och etablering kan ha skett under postglaciala värmetiden. Arten tål inte dagens storskaliga skogsbruksmetoder och den kommer in på rödlistan för första gången 2025 till följd av en kraftig minskning (&gt;50%) i Riksskogstaxeringens data. Vårärt är typisk art för </w:t>
+      </w:r>
+      <w:r>
+        <w:rPr>
+          <w:i/>
+        </w:rPr>
+        <w:t xml:space="preserve">9050 Näringsrik granskog, 9020 Nordlig ädellövskog, 9160 Näringsrik ekskog </w:t>
+      </w:r>
+      <w:r>
+        <w:t xml:space="preserve">och </w:t>
+      </w:r>
+      <w:r>
+        <w:rPr>
+          <w:i/>
+        </w:rPr>
+        <w:t>9180 Ädellövskog i branter</w:t>
+      </w:r>
+      <w:r>
+        <w:t xml:space="preserve"> (Nitare &amp; Skogsstyrelsen, 2019; SLU Artdatabanken, 2026).</w:t>
       </w:r>
     </w:p>
     <w:p>
@@ -357,7 +397,7 @@
         <w:rPr>
           <w:i/>
         </w:rPr>
-        <w:t>I det avverkningsanmälda skogsområdet har 1 naturvårdsarter varav 0 rödlistade arter sina livsmiljöer och växtplatser.</w:t>
+        <w:t>I det avverkningsanmälda skogsområdet har 4 naturvårdsarter varav 2 rödlistade arter sina livsmiljöer och växtplatser.</w:t>
       </w:r>
     </w:p>
     <w:p>
@@ -672,7 +712,7 @@
     <w:r>
       <w:tab/>
       <w:tab/>
-      <w:t>2026-09-25</w:t>
+      <w:t>2026-09-26</w:t>
       <w:br/>
       <w:br/>
     </w:r>

--- a/klagomål/A 59993-2025 FSC-klagomål.docx
+++ b/klagomål/A 59993-2025 FSC-klagomål.docx
@@ -712,7 +712,7 @@
     <w:r>
       <w:tab/>
       <w:tab/>
-      <w:t>2026-09-26</w:t>
+      <w:t>2026-09-27</w:t>
       <w:br/>
       <w:br/>
     </w:r>

--- a/klagomål/A 59993-2025 FSC-klagomål.docx
+++ b/klagomål/A 59993-2025 FSC-klagomål.docx
@@ -712,7 +712,7 @@
     <w:r>
       <w:tab/>
       <w:tab/>
-      <w:t>2026-09-27</w:t>
+      <w:t>2026-09-28</w:t>
       <w:br/>
       <w:br/>
     </w:r>

--- a/klagomål/A 59993-2025 FSC-klagomål.docx
+++ b/klagomål/A 59993-2025 FSC-klagomål.docx
@@ -712,7 +712,7 @@
     <w:r>
       <w:tab/>
       <w:tab/>
-      <w:t>2026-09-28</w:t>
+      <w:t>2026-09-29</w:t>
       <w:br/>
       <w:br/>
     </w:r>

--- a/klagomål/A 59993-2025 FSC-klagomål.docx
+++ b/klagomål/A 59993-2025 FSC-klagomål.docx
@@ -712,7 +712,7 @@
     <w:r>
       <w:tab/>
       <w:tab/>
-      <w:t>2026-09-29</w:t>
+      <w:t>2026-09-30</w:t>
       <w:br/>
       <w:br/>
     </w:r>

--- a/klagomål/A 59993-2025 FSC-klagomål.docx
+++ b/klagomål/A 59993-2025 FSC-klagomål.docx
@@ -712,7 +712,7 @@
     <w:r>
       <w:tab/>
       <w:tab/>
-      <w:t>2026-09-30</w:t>
+      <w:t>2026-10-01</w:t>
       <w:br/>
       <w:br/>
     </w:r>

--- a/klagomål/A 59993-2025 FSC-klagomål.docx
+++ b/klagomål/A 59993-2025 FSC-klagomål.docx
@@ -712,7 +712,7 @@
     <w:r>
       <w:tab/>
       <w:tab/>
-      <w:t>2026-10-01</w:t>
+      <w:t>2026-10-02</w:t>
       <w:br/>
       <w:br/>
     </w:r>

--- a/klagomål/A 59993-2025 FSC-klagomål.docx
+++ b/klagomål/A 59993-2025 FSC-klagomål.docx
@@ -712,7 +712,7 @@
     <w:r>
       <w:tab/>
       <w:tab/>
-      <w:t>2026-10-02</w:t>
+      <w:t>2026-10-03</w:t>
       <w:br/>
       <w:br/>
     </w:r>

--- a/klagomål/A 59993-2025 FSC-klagomål.docx
+++ b/klagomål/A 59993-2025 FSC-klagomål.docx
@@ -712,7 +712,7 @@
     <w:r>
       <w:tab/>
       <w:tab/>
-      <w:t>2026-10-03</w:t>
+      <w:t>2026-10-04</w:t>
       <w:br/>
       <w:br/>
     </w:r>

--- a/klagomål/A 59993-2025 FSC-klagomål.docx
+++ b/klagomål/A 59993-2025 FSC-klagomål.docx
@@ -712,7 +712,7 @@
     <w:r>
       <w:tab/>
       <w:tab/>
-      <w:t>2026-10-04</w:t>
+      <w:t>2026-10-05</w:t>
       <w:br/>
       <w:br/>
     </w:r>

--- a/klagomål/A 59993-2025 FSC-klagomål.docx
+++ b/klagomål/A 59993-2025 FSC-klagomål.docx
@@ -712,7 +712,7 @@
     <w:r>
       <w:tab/>
       <w:tab/>
-      <w:t>2026-10-05</w:t>
+      <w:t>2026-10-06</w:t>
       <w:br/>
       <w:br/>
     </w:r>

--- a/klagomål/A 59993-2025 FSC-klagomål.docx
+++ b/klagomål/A 59993-2025 FSC-klagomål.docx
@@ -712,7 +712,7 @@
     <w:r>
       <w:tab/>
       <w:tab/>
-      <w:t>2026-10-06</w:t>
+      <w:t>2026-10-07</w:t>
       <w:br/>
       <w:br/>
     </w:r>

--- a/klagomål/A 59993-2025 FSC-klagomål.docx
+++ b/klagomål/A 59993-2025 FSC-klagomål.docx
@@ -712,7 +712,7 @@
     <w:r>
       <w:tab/>
       <w:tab/>
-      <w:t>2026-10-07</w:t>
+      <w:t>2026-10-08</w:t>
       <w:br/>
       <w:br/>
     </w:r>

--- a/klagomål/A 59993-2025 FSC-klagomål.docx
+++ b/klagomål/A 59993-2025 FSC-klagomål.docx
@@ -712,7 +712,7 @@
     <w:r>
       <w:tab/>
       <w:tab/>
-      <w:t>2026-10-08</w:t>
+      <w:t>2026-10-09</w:t>
       <w:br/>
       <w:br/>
     </w:r>

--- a/klagomål/A 59993-2025 FSC-klagomål.docx
+++ b/klagomål/A 59993-2025 FSC-klagomål.docx
@@ -712,7 +712,7 @@
     <w:r>
       <w:tab/>
       <w:tab/>
-      <w:t>2026-10-09</w:t>
+      <w:t>2026-10-10</w:t>
       <w:br/>
       <w:br/>
     </w:r>

--- a/klagomål/A 59993-2025 FSC-klagomål.docx
+++ b/klagomål/A 59993-2025 FSC-klagomål.docx
@@ -712,7 +712,7 @@
     <w:r>
       <w:tab/>
       <w:tab/>
-      <w:t>2026-10-10</w:t>
+      <w:t>2026-10-11</w:t>
       <w:br/>
       <w:br/>
     </w:r>

--- a/klagomål/A 59993-2025 FSC-klagomål.docx
+++ b/klagomål/A 59993-2025 FSC-klagomål.docx
@@ -712,7 +712,7 @@
     <w:r>
       <w:tab/>
       <w:tab/>
-      <w:t>2026-10-11</w:t>
+      <w:t>2026-10-12</w:t>
       <w:br/>
       <w:br/>
     </w:r>

--- a/klagomål/A 59993-2025 FSC-klagomål.docx
+++ b/klagomål/A 59993-2025 FSC-klagomål.docx
@@ -712,7 +712,7 @@
     <w:r>
       <w:tab/>
       <w:tab/>
-      <w:t>2026-10-12</w:t>
+      <w:t>2026-10-13</w:t>
       <w:br/>
       <w:br/>
     </w:r>

--- a/klagomål/A 59993-2025 FSC-klagomål.docx
+++ b/klagomål/A 59993-2025 FSC-klagomål.docx
@@ -712,7 +712,7 @@
     <w:r>
       <w:tab/>
       <w:tab/>
-      <w:t>2026-10-13</w:t>
+      <w:t>2026-10-14</w:t>
       <w:br/>
       <w:br/>
     </w:r>

--- a/klagomål/A 59993-2025 FSC-klagomål.docx
+++ b/klagomål/A 59993-2025 FSC-klagomål.docx
@@ -712,7 +712,7 @@
     <w:r>
       <w:tab/>
       <w:tab/>
-      <w:t>2026-10-14</w:t>
+      <w:t>2026-10-15</w:t>
       <w:br/>
       <w:br/>
     </w:r>

--- a/klagomål/A 59993-2025 FSC-klagomål.docx
+++ b/klagomål/A 59993-2025 FSC-klagomål.docx
@@ -712,7 +712,7 @@
     <w:r>
       <w:tab/>
       <w:tab/>
-      <w:t>2026-10-15</w:t>
+      <w:t>2026-10-16</w:t>
       <w:br/>
       <w:br/>
     </w:r>

--- a/klagomål/A 59993-2025 FSC-klagomål.docx
+++ b/klagomål/A 59993-2025 FSC-klagomål.docx
@@ -712,7 +712,7 @@
     <w:r>
       <w:tab/>
       <w:tab/>
-      <w:t>2026-10-16</w:t>
+      <w:t>2026-10-17</w:t>
       <w:br/>
       <w:br/>
     </w:r>

--- a/klagomål/A 59993-2025 FSC-klagomål.docx
+++ b/klagomål/A 59993-2025 FSC-klagomål.docx
@@ -712,7 +712,7 @@
     <w:r>
       <w:tab/>
       <w:tab/>
-      <w:t>2026-10-17</w:t>
+      <w:t>2026-10-18</w:t>
       <w:br/>
       <w:br/>
     </w:r>

--- a/klagomål/A 59993-2025 FSC-klagomål.docx
+++ b/klagomål/A 59993-2025 FSC-klagomål.docx
@@ -712,7 +712,7 @@
     <w:r>
       <w:tab/>
       <w:tab/>
-      <w:t>2026-10-18</w:t>
+      <w:t>2026-10-19</w:t>
       <w:br/>
       <w:br/>
     </w:r>

--- a/klagomål/A 59993-2025 FSC-klagomål.docx
+++ b/klagomål/A 59993-2025 FSC-klagomål.docx
@@ -712,7 +712,7 @@
     <w:r>
       <w:tab/>
       <w:tab/>
-      <w:t>2026-10-19</w:t>
+      <w:t>2026-10-20</w:t>
       <w:br/>
       <w:br/>
     </w:r>

--- a/klagomål/A 59993-2025 FSC-klagomål.docx
+++ b/klagomål/A 59993-2025 FSC-klagomål.docx
@@ -712,7 +712,7 @@
     <w:r>
       <w:tab/>
       <w:tab/>
-      <w:t>2026-10-20</w:t>
+      <w:t>2026-10-21</w:t>
       <w:br/>
       <w:br/>
     </w:r>

--- a/klagomål/A 59993-2025 FSC-klagomål.docx
+++ b/klagomål/A 59993-2025 FSC-klagomål.docx
@@ -712,7 +712,7 @@
     <w:r>
       <w:tab/>
       <w:tab/>
-      <w:t>2026-10-21</w:t>
+      <w:t>2026-10-22</w:t>
       <w:br/>
       <w:br/>
     </w:r>

--- a/klagomål/A 59993-2025 FSC-klagomål.docx
+++ b/klagomål/A 59993-2025 FSC-klagomål.docx
@@ -712,7 +712,7 @@
     <w:r>
       <w:tab/>
       <w:tab/>
-      <w:t>2026-10-22</w:t>
+      <w:t>2026-10-23</w:t>
       <w:br/>
       <w:br/>
     </w:r>

--- a/klagomål/A 59993-2025 FSC-klagomål.docx
+++ b/klagomål/A 59993-2025 FSC-klagomål.docx
@@ -712,7 +712,7 @@
     <w:r>
       <w:tab/>
       <w:tab/>
-      <w:t>2026-10-23</w:t>
+      <w:t>2026-10-24</w:t>
       <w:br/>
       <w:br/>
     </w:r>

--- a/klagomål/A 59993-2025 FSC-klagomål.docx
+++ b/klagomål/A 59993-2025 FSC-klagomål.docx
@@ -712,7 +712,7 @@
     <w:r>
       <w:tab/>
       <w:tab/>
-      <w:t>2026-10-24</w:t>
+      <w:t>2026-10-25</w:t>
       <w:br/>
       <w:br/>
     </w:r>

--- a/klagomål/A 59993-2025 FSC-klagomål.docx
+++ b/klagomål/A 59993-2025 FSC-klagomål.docx
@@ -712,7 +712,7 @@
     <w:r>
       <w:tab/>
       <w:tab/>
-      <w:t>2026-10-25</w:t>
+      <w:t>2026-10-26</w:t>
       <w:br/>
       <w:br/>
     </w:r>

--- a/klagomål/A 59993-2025 FSC-klagomål.docx
+++ b/klagomål/A 59993-2025 FSC-klagomål.docx
@@ -712,7 +712,7 @@
     <w:r>
       <w:tab/>
       <w:tab/>
-      <w:t>2026-10-26</w:t>
+      <w:t>2026-10-27</w:t>
       <w:br/>
       <w:br/>
     </w:r>

--- a/klagomål/A 59993-2025 FSC-klagomål.docx
+++ b/klagomål/A 59993-2025 FSC-klagomål.docx
@@ -712,7 +712,7 @@
     <w:r>
       <w:tab/>
       <w:tab/>
-      <w:t>2026-10-27</w:t>
+      <w:t>2026-10-28</w:t>
       <w:br/>
       <w:br/>
     </w:r>

--- a/klagomål/A 59993-2025 FSC-klagomål.docx
+++ b/klagomål/A 59993-2025 FSC-klagomål.docx
@@ -712,7 +712,7 @@
     <w:r>
       <w:tab/>
       <w:tab/>
-      <w:t>2026-10-28</w:t>
+      <w:t>2026-10-29</w:t>
       <w:br/>
       <w:br/>
     </w:r>

--- a/klagomål/A 59993-2025 FSC-klagomål.docx
+++ b/klagomål/A 59993-2025 FSC-klagomål.docx
@@ -712,7 +712,7 @@
     <w:r>
       <w:tab/>
       <w:tab/>
-      <w:t>2026-10-29</w:t>
+      <w:t>2026-10-31</w:t>
       <w:br/>
       <w:br/>
     </w:r>
